--- a/examples/applicant/templates/resume/template.docx
+++ b/examples/applicant/templates/resume/template.docx
@@ -48,7 +48,7 @@
         <w:rPr>
           <w:b/>
           <w:caps/>
-          <w:sz w:val="22"/>
+          <w:sz w:val="23"/>
         </w:rPr>
         <w:t xml:space="preserve">{{ section.title }}</w:t>
       </w:r>
@@ -80,14 +80,14 @@
     <w:p>
       <w:pPr>
         <w:tabs>
-          <w:tab w:pos="10224" w:val="right"/>
+          <w:tab w:pos="9360" w:val="right"/>
         </w:tabs>
         <w:spacing w:before="120" w:after="20"/>
       </w:pPr>
       <w:r>
         <w:rPr>
           <w:b/>
-          <w:sz w:val="22"/>
+          <w:sz w:val="23"/>
         </w:rPr>
         <w:t xml:space="preserve">{{ unit.head }}</w:t>
       </w:r>
@@ -151,7 +151,7 @@
     </w:p>
     <w:sectPr>
       <w:pgSz w:w="12240" w:h="15840"/>
-      <w:pgMar w:top="1008" w:right="1008" w:bottom="1008" w:left="1008" w:header="720" w:footer="720" w:gutter="0"/>
+      <w:pgMar w:top="1296" w:right="1440" w:bottom="1296" w:left="1440" w:header="720" w:footer="720" w:gutter="0"/>
       <w:cols w:space="720"/>
       <w:docGrid w:linePitch="360"/>
     </w:sectPr>
@@ -528,7 +528,7 @@
     <w:rPr>
       <w:rFonts w:ascii="Calibri" w:hAnsi="Calibri" w:eastAsia="Calibri"/>
       <w:color w:val="1F1F1F"/>
-      <w:sz w:val="21"/>
+      <w:sz w:val="22"/>
     </w:rPr>
   </w:style>
   <w:style w:type="paragraph" w:styleId="Header">

--- a/examples/applicant/templates/resume/template.docx
+++ b/examples/applicant/templates/resume/template.docx
@@ -22,7 +22,7 @@
       </w:pPr>
       <w:r>
         <w:rPr>
-          <w:sz w:val="20"/>
+          <w:sz w:val="21"/>
         </w:rPr>
         <w:t xml:space="preserve">{{ contact_details }}</w:t>
       </w:r>
@@ -39,16 +39,17 @@
     </w:p>
     <w:p>
       <w:pPr>
+        <w:keepNext/>
         <w:spacing w:before="200" w:after="70"/>
         <w:pBdr>
-          <w:bottom w:val="single" w:sz="6" w:space="1" w:color="1F1F1F"/>
+          <w:bottom w:val="single" w:sz="6" w:space="2" w:color="999999"/>
         </w:pBdr>
       </w:pPr>
       <w:r>
         <w:rPr>
           <w:b/>
           <w:caps/>
-          <w:sz w:val="23"/>
+          <w:sz w:val="22"/>
         </w:rPr>
         <w:t xml:space="preserve">{{ section.title }}</w:t>
       </w:r>
@@ -66,7 +67,7 @@
     <w:p>
       <w:pPr>
         <w:pStyle w:val="ListBullet"/>
-        <w:spacing w:after="40"/>
+        <w:spacing w:after="40" w:line="259" w:lineRule="auto"/>
       </w:pPr>
       <w:r>
         <w:t xml:space="preserve">{{ unit.text }}</w:t>
@@ -74,27 +75,83 @@
     </w:p>
     <w:p>
       <w:r>
-        <w:t xml:space="preserve">{%p elif section.id == 'experience' %}</w:t>
+        <w:t xml:space="preserve">{%p elif unit.kind == 'subhead' %}</w:t>
       </w:r>
     </w:p>
     <w:p>
       <w:pPr>
-        <w:tabs>
-          <w:tab w:pos="9360" w:val="right"/>
-        </w:tabs>
-        <w:spacing w:before="120" w:after="20"/>
+        <w:keepNext/>
+        <w:spacing w:before="70" w:after="20"/>
+        <w:ind w:left="144"/>
       </w:pPr>
       <w:r>
         <w:rPr>
           <w:b/>
-          <w:sz w:val="23"/>
+          <w:i/>
+          <w:color w:val="1F1F1F"/>
+        </w:rPr>
+        <w:t xml:space="preserve">{{ unit.lead }}</w:t>
+      </w:r>
+      <w:r>
+        <w:rPr>
+          <w:i/>
+          <w:color w:val="555555"/>
+        </w:rPr>
+        <w:t xml:space="preserve">{{ unit.rest }}</w:t>
+      </w:r>
+    </w:p>
+    <w:p>
+      <w:r>
+        <w:t xml:space="preserve">{%p elif unit.kind == 'labeled' and unit.tail %}</w:t>
+      </w:r>
+    </w:p>
+    <w:p>
+      <w:pPr>
+        <w:spacing w:before="40"/>
+      </w:pPr>
+      <w:r>
+        <w:rPr>
+          <w:b/>
         </w:rPr>
         <w:t xml:space="preserve">{{ unit.head }}</w:t>
+      </w:r>
+      <w:r>
+        <w:t xml:space="preserve">  {{ unit.tail }}</w:t>
+      </w:r>
+    </w:p>
+    <w:p>
+      <w:r>
+        <w:t xml:space="preserve">{%p elif unit.kind == 'field' and unit.tail and section.id == 'experience' %}</w:t>
+      </w:r>
+    </w:p>
+    <w:p>
+      <w:pPr>
+        <w:keepNext/>
+        <w:tabs>
+          <w:tab w:pos="10224" w:val="right"/>
+        </w:tabs>
+        <w:spacing w:before="110" w:after="0"/>
+      </w:pPr>
+      <w:r>
+        <w:rPr>
+          <w:b/>
+          <w:color w:val="1F1F1F"/>
+        </w:rPr>
+        <w:t xml:space="preserve">{{ unit.lead }}</w:t>
+      </w:r>
+      <w:r>
+        <w:rPr>
+          <w:color w:val="555555"/>
+        </w:rPr>
+        <w:t xml:space="preserve">{{ unit.rest }}</w:t>
       </w:r>
       <w:r>
         <w:tab/>
       </w:r>
       <w:r>
+        <w:rPr>
+          <w:color w:val="555555"/>
+        </w:rPr>
         <w:t xml:space="preserve">{{ unit.tail }}</w:t>
       </w:r>
     </w:p>
@@ -108,6 +165,70 @@
         <w:spacing w:after="20"/>
       </w:pPr>
       <w:r>
+        <w:rPr>
+          <w:i/>
+          <w:color w:val="555555"/>
+          <w:sz w:val="21"/>
+        </w:rPr>
+        <w:t xml:space="preserve">{{ unit.note }}</w:t>
+      </w:r>
+    </w:p>
+    <w:p>
+      <w:r>
+        <w:t xml:space="preserve">{%p endif %}</w:t>
+      </w:r>
+    </w:p>
+    <w:p>
+      <w:r>
+        <w:t xml:space="preserve">{%p elif unit.kind == 'field' and unit.tail %}</w:t>
+      </w:r>
+    </w:p>
+    <w:p>
+      <w:pPr>
+        <w:keepNext/>
+        <w:tabs>
+          <w:tab w:pos="10224" w:val="right"/>
+        </w:tabs>
+        <w:spacing w:before="40" w:after="0"/>
+      </w:pPr>
+      <w:r>
+        <w:rPr>
+          <w:b/>
+          <w:color w:val="1F1F1F"/>
+        </w:rPr>
+        <w:t xml:space="preserve">{{ unit.lead }}</w:t>
+      </w:r>
+      <w:r>
+        <w:rPr>
+          <w:color w:val="1F1F1F"/>
+        </w:rPr>
+        <w:t xml:space="preserve">{{ unit.rest }}</w:t>
+      </w:r>
+      <w:r>
+        <w:tab/>
+      </w:r>
+      <w:r>
+        <w:rPr>
+          <w:color w:val="555555"/>
+        </w:rPr>
+        <w:t xml:space="preserve">{{ unit.tail }}</w:t>
+      </w:r>
+    </w:p>
+    <w:p>
+      <w:r>
+        <w:t xml:space="preserve">{%p if unit.note %}</w:t>
+      </w:r>
+    </w:p>
+    <w:p>
+      <w:pPr>
+        <w:spacing w:after="20"/>
+      </w:pPr>
+      <w:r>
+        <w:rPr>
+          <w:i/>
+          <w:color w:val="555555"/>
+          <w:sz w:val="21"/>
+        </w:rPr>
         <w:t xml:space="preserve">{{ unit.note }}</w:t>
       </w:r>
     </w:p>
@@ -123,7 +244,7 @@
     </w:p>
     <w:p>
       <w:pPr>
-        <w:spacing w:after="40"/>
+        <w:spacing w:after="70"/>
       </w:pPr>
       <w:r>
         <w:t xml:space="preserve">{{ unit.text }}</w:t>
@@ -151,7 +272,7 @@
     </w:p>
     <w:sectPr>
       <w:pgSz w:w="12240" w:h="15840"/>
-      <w:pgMar w:top="1296" w:right="1440" w:bottom="1296" w:left="1440" w:header="720" w:footer="720" w:gutter="0"/>
+      <w:pgMar w:top="1008" w:right="1008" w:bottom="1008" w:left="1008" w:header="720" w:footer="720" w:gutter="0"/>
       <w:cols w:space="720"/>
       <w:docGrid w:linePitch="360"/>
     </w:sectPr>
@@ -523,7 +644,7 @@
     <w:qFormat/>
     <w:rsid w:val="00FC693F"/>
     <w:pPr>
-      <w:spacing w:before="0" w:after="0" w:line="240" w:lineRule="auto"/>
+      <w:spacing w:before="0" w:after="0" w:line="252" w:lineRule="auto"/>
     </w:pPr>
     <w:rPr>
       <w:rFonts w:ascii="Calibri" w:hAnsi="Calibri" w:eastAsia="Calibri"/>
@@ -1059,6 +1180,11 @@
       </w:numPr>
       <w:contextualSpacing/>
     </w:pPr>
+    <w:rPr>
+      <w:rFonts w:ascii="Calibri" w:hAnsi="Calibri"/>
+      <w:color w:val="1F1F1F"/>
+      <w:sz w:val="22"/>
+    </w:rPr>
   </w:style>
   <w:style w:type="paragraph" w:styleId="ListBullet2">
     <w:name w:val="List Bullet 2"/>

--- a/examples/applicant/templates/resume/template.docx
+++ b/examples/applicant/templates/resume/template.docx
@@ -61,16 +61,74 @@
     </w:p>
     <w:p>
       <w:r>
-        <w:t xml:space="preserve">{%p if unit.kind == 'bullet' %}</w:t>
+        <w:t xml:space="preserve">{%p if unit.kind == 'bullet' and loop.nextitem and loop.nextitem.kind == 'bullet' %}</w:t>
       </w:r>
     </w:p>
     <w:p>
       <w:pPr>
-        <w:pStyle w:val="ListBullet"/>
-        <w:spacing w:after="40" w:line="259" w:lineRule="auto"/>
+        <w:pStyle w:val="ListParagraph"/>
+        <w:numPr>
+          <w:ilvl w:val="0"/>
+          <w:numId w:val="10"/>
+        </w:numPr>
+        <w:spacing w:before="0" w:after="40" w:line="259" w:lineRule="auto"/>
       </w:pPr>
       <w:r>
+        <w:t xml:space="preserve">{%r if unit.tail %}</w:t>
+      </w:r>
+      <w:r>
+        <w:rPr>
+          <w:b/>
+        </w:rPr>
+        <w:t xml:space="preserve">{{ unit.head }}</w:t>
+      </w:r>
+      <w:r>
+        <w:t xml:space="preserve"> {{ unit.tail }}</w:t>
+      </w:r>
+      <w:r>
+        <w:t xml:space="preserve">{%r else %}</w:t>
+      </w:r>
+      <w:r>
         <w:t xml:space="preserve">{{ unit.text }}</w:t>
+      </w:r>
+      <w:r>
+        <w:t xml:space="preserve">{%r endif %}</w:t>
+      </w:r>
+    </w:p>
+    <w:p>
+      <w:r>
+        <w:t xml:space="preserve">{%p elif unit.kind == 'bullet' %}</w:t>
+      </w:r>
+    </w:p>
+    <w:p>
+      <w:pPr>
+        <w:pStyle w:val="ListParagraph"/>
+        <w:numPr>
+          <w:ilvl w:val="0"/>
+          <w:numId w:val="10"/>
+        </w:numPr>
+        <w:spacing w:before="0" w:after="70" w:line="259" w:lineRule="auto"/>
+      </w:pPr>
+      <w:r>
+        <w:t xml:space="preserve">{%r if unit.tail %}</w:t>
+      </w:r>
+      <w:r>
+        <w:rPr>
+          <w:b/>
+        </w:rPr>
+        <w:t xml:space="preserve">{{ unit.head }}</w:t>
+      </w:r>
+      <w:r>
+        <w:t xml:space="preserve"> {{ unit.tail }}</w:t>
+      </w:r>
+      <w:r>
+        <w:t xml:space="preserve">{%r else %}</w:t>
+      </w:r>
+      <w:r>
+        <w:t xml:space="preserve">{{ unit.text }}</w:t>
+      </w:r>
+      <w:r>
+        <w:t xml:space="preserve">{%r endif %}</w:t>
       </w:r>
     </w:p>
     <w:p>
@@ -141,16 +199,23 @@
       </w:r>
       <w:r>
         <w:rPr>
+          <w:color w:val="1F1F1F"/>
+        </w:rPr>
+        <w:t xml:space="preserve">{{ unit.org }}</w:t>
+      </w:r>
+      <w:r>
+        <w:rPr>
           <w:color w:val="555555"/>
         </w:rPr>
-        <w:t xml:space="preserve">{{ unit.rest }}</w:t>
+        <w:t xml:space="preserve">{{ unit.place }}</w:t>
       </w:r>
       <w:r>
         <w:tab/>
       </w:r>
       <w:r>
         <w:rPr>
-          <w:color w:val="555555"/>
+          <w:b/>
+          <w:color w:val="1F1F1F"/>
         </w:rPr>
         <w:t xml:space="preserve">{{ unit.tail }}</w:t>
       </w:r>
@@ -162,6 +227,7 @@
     </w:p>
     <w:p>
       <w:pPr>
+        <w:keepNext/>
         <w:spacing w:after="20"/>
       </w:pPr>
       <w:r>
@@ -209,7 +275,8 @@
       </w:r>
       <w:r>
         <w:rPr>
-          <w:color w:val="555555"/>
+          <w:b/>
+          <w:color w:val="1F1F1F"/>
         </w:rPr>
         <w:t xml:space="preserve">{{ unit.tail }}</w:t>
       </w:r>
@@ -221,6 +288,7 @@
     </w:p>
     <w:p>
       <w:pPr>
+        <w:keepNext/>
         <w:spacing w:after="20"/>
       </w:pPr>
       <w:r>
@@ -453,6 +521,18 @@
       </w:rPr>
     </w:lvl>
   </w:abstractNum>
+  <w:abstractNum w:abstractNumId="9">
+    <w:multiLevelType w:val="singleLevel"/>
+    <w:lvl w:ilvl="0">
+      <w:start w:val="1"/>
+      <w:numFmt w:val="bullet"/>
+      <w:lvlText w:val="•"/>
+      <w:lvlJc w:val="left"/>
+      <w:pPr>
+        <w:ind w:left="300" w:hanging="200"/>
+      </w:pPr>
+    </w:lvl>
+  </w:abstractNum>
   <w:num w:numId="1">
     <w:abstractNumId w:val="8"/>
   </w:num>
@@ -479,6 +559,9 @@
   </w:num>
   <w:num w:numId="9">
     <w:abstractNumId w:val="0"/>
+  </w:num>
+  <w:num w:numId="10">
+    <w:abstractNumId w:val="9"/>
   </w:num>
 </w:numbering>
 </file>
@@ -1068,10 +1151,7 @@
     <w:uiPriority w:val="34"/>
     <w:qFormat/>
     <w:rsid w:val="00FC693F"/>
-    <w:pPr>
-      <w:ind w:left="720"/>
-      <w:contextualSpacing/>
-    </w:pPr>
+    <w:pPr/>
   </w:style>
   <w:style w:type="paragraph" w:styleId="BodyText">
     <w:name w:val="Body Text"/>
